--- a/tillsyn/A 6159-2023 tillsynsbegäran.docx
+++ b/tillsyn/A 6159-2023 tillsynsbegäran.docx
@@ -309,7 +309,7 @@
     <w:r>
       <w:tab/>
       <w:tab/>
-      <w:t>2026-09-14</w:t>
+      <w:t>2026-09-15</w:t>
       <w:br/>
       <w:br/>
     </w:r>

--- a/tillsyn/A 6159-2023 tillsynsbegäran.docx
+++ b/tillsyn/A 6159-2023 tillsynsbegäran.docx
@@ -309,7 +309,7 @@
     <w:r>
       <w:tab/>
       <w:tab/>
-      <w:t>2026-09-15</w:t>
+      <w:t>2026-09-16</w:t>
       <w:br/>
       <w:br/>
     </w:r>

--- a/tillsyn/A 6159-2023 tillsynsbegäran.docx
+++ b/tillsyn/A 6159-2023 tillsynsbegäran.docx
@@ -309,7 +309,7 @@
     <w:r>
       <w:tab/>
       <w:tab/>
-      <w:t>2026-09-16</w:t>
+      <w:t>2026-09-17</w:t>
       <w:br/>
       <w:br/>
     </w:r>

--- a/tillsyn/A 6159-2023 tillsynsbegäran.docx
+++ b/tillsyn/A 6159-2023 tillsynsbegäran.docx
@@ -309,7 +309,7 @@
     <w:r>
       <w:tab/>
       <w:tab/>
-      <w:t>2026-09-17</w:t>
+      <w:t>2026-09-18</w:t>
       <w:br/>
       <w:br/>
     </w:r>

--- a/tillsyn/A 6159-2023 tillsynsbegäran.docx
+++ b/tillsyn/A 6159-2023 tillsynsbegäran.docx
@@ -309,7 +309,7 @@
     <w:r>
       <w:tab/>
       <w:tab/>
-      <w:t>2026-09-18</w:t>
+      <w:t>2026-09-19</w:t>
       <w:br/>
       <w:br/>
     </w:r>

--- a/tillsyn/A 6159-2023 tillsynsbegäran.docx
+++ b/tillsyn/A 6159-2023 tillsynsbegäran.docx
@@ -309,7 +309,7 @@
     <w:r>
       <w:tab/>
       <w:tab/>
-      <w:t>2026-09-19</w:t>
+      <w:t>2026-09-21</w:t>
       <w:br/>
       <w:br/>
     </w:r>

--- a/tillsyn/A 6159-2023 tillsynsbegäran.docx
+++ b/tillsyn/A 6159-2023 tillsynsbegäran.docx
@@ -309,7 +309,7 @@
     <w:r>
       <w:tab/>
       <w:tab/>
-      <w:t>2026-09-21</w:t>
+      <w:t>2026-09-23</w:t>
       <w:br/>
       <w:br/>
     </w:r>

--- a/tillsyn/A 6159-2023 tillsynsbegäran.docx
+++ b/tillsyn/A 6159-2023 tillsynsbegäran.docx
@@ -309,7 +309,7 @@
     <w:r>
       <w:tab/>
       <w:tab/>
-      <w:t>2026-09-23</w:t>
+      <w:t>2026-09-24</w:t>
       <w:br/>
       <w:br/>
     </w:r>

--- a/tillsyn/A 6159-2023 tillsynsbegäran.docx
+++ b/tillsyn/A 6159-2023 tillsynsbegäran.docx
@@ -309,7 +309,7 @@
     <w:r>
       <w:tab/>
       <w:tab/>
-      <w:t>2026-09-24</w:t>
+      <w:t>2026-09-25</w:t>
       <w:br/>
       <w:br/>
     </w:r>

--- a/tillsyn/A 6159-2023 tillsynsbegäran.docx
+++ b/tillsyn/A 6159-2023 tillsynsbegäran.docx
@@ -309,7 +309,7 @@
     <w:r>
       <w:tab/>
       <w:tab/>
-      <w:t>2026-09-25</w:t>
+      <w:t>2026-09-26</w:t>
       <w:br/>
       <w:br/>
     </w:r>

--- a/tillsyn/A 6159-2023 tillsynsbegäran.docx
+++ b/tillsyn/A 6159-2023 tillsynsbegäran.docx
@@ -309,7 +309,7 @@
     <w:r>
       <w:tab/>
       <w:tab/>
-      <w:t>2026-09-26</w:t>
+      <w:t>2026-09-27</w:t>
       <w:br/>
       <w:br/>
     </w:r>

--- a/tillsyn/A 6159-2023 tillsynsbegäran.docx
+++ b/tillsyn/A 6159-2023 tillsynsbegäran.docx
@@ -309,7 +309,7 @@
     <w:r>
       <w:tab/>
       <w:tab/>
-      <w:t>2026-09-27</w:t>
+      <w:t>2026-09-28</w:t>
       <w:br/>
       <w:br/>
     </w:r>

--- a/tillsyn/A 6159-2023 tillsynsbegäran.docx
+++ b/tillsyn/A 6159-2023 tillsynsbegäran.docx
@@ -309,7 +309,7 @@
     <w:r>
       <w:tab/>
       <w:tab/>
-      <w:t>2026-09-28</w:t>
+      <w:t>2026-09-29</w:t>
       <w:br/>
       <w:br/>
     </w:r>

--- a/tillsyn/A 6159-2023 tillsynsbegäran.docx
+++ b/tillsyn/A 6159-2023 tillsynsbegäran.docx
@@ -309,7 +309,7 @@
     <w:r>
       <w:tab/>
       <w:tab/>
-      <w:t>2026-09-29</w:t>
+      <w:t>2026-09-30</w:t>
       <w:br/>
       <w:br/>
     </w:r>

--- a/tillsyn/A 6159-2023 tillsynsbegäran.docx
+++ b/tillsyn/A 6159-2023 tillsynsbegäran.docx
@@ -309,7 +309,7 @@
     <w:r>
       <w:tab/>
       <w:tab/>
-      <w:t>2026-09-30</w:t>
+      <w:t>2026-10-01</w:t>
       <w:br/>
       <w:br/>
     </w:r>

--- a/tillsyn/A 6159-2023 tillsynsbegäran.docx
+++ b/tillsyn/A 6159-2023 tillsynsbegäran.docx
@@ -309,7 +309,7 @@
     <w:r>
       <w:tab/>
       <w:tab/>
-      <w:t>2026-10-01</w:t>
+      <w:t>2026-10-02</w:t>
       <w:br/>
       <w:br/>
     </w:r>

--- a/tillsyn/A 6159-2023 tillsynsbegäran.docx
+++ b/tillsyn/A 6159-2023 tillsynsbegäran.docx
@@ -309,7 +309,7 @@
     <w:r>
       <w:tab/>
       <w:tab/>
-      <w:t>2026-10-02</w:t>
+      <w:t>2026-10-03</w:t>
       <w:br/>
       <w:br/>
     </w:r>

--- a/tillsyn/A 6159-2023 tillsynsbegäran.docx
+++ b/tillsyn/A 6159-2023 tillsynsbegäran.docx
@@ -309,7 +309,7 @@
     <w:r>
       <w:tab/>
       <w:tab/>
-      <w:t>2026-10-03</w:t>
+      <w:t>2026-10-04</w:t>
       <w:br/>
       <w:br/>
     </w:r>

--- a/tillsyn/A 6159-2023 tillsynsbegäran.docx
+++ b/tillsyn/A 6159-2023 tillsynsbegäran.docx
@@ -309,7 +309,7 @@
     <w:r>
       <w:tab/>
       <w:tab/>
-      <w:t>2026-10-04</w:t>
+      <w:t>2026-10-05</w:t>
       <w:br/>
       <w:br/>
     </w:r>

--- a/tillsyn/A 6159-2023 tillsynsbegäran.docx
+++ b/tillsyn/A 6159-2023 tillsynsbegäran.docx
@@ -309,7 +309,7 @@
     <w:r>
       <w:tab/>
       <w:tab/>
-      <w:t>2026-10-05</w:t>
+      <w:t>2026-10-06</w:t>
       <w:br/>
       <w:br/>
     </w:r>

--- a/tillsyn/A 6159-2023 tillsynsbegäran.docx
+++ b/tillsyn/A 6159-2023 tillsynsbegäran.docx
@@ -309,7 +309,7 @@
     <w:r>
       <w:tab/>
       <w:tab/>
-      <w:t>2026-10-06</w:t>
+      <w:t>2026-10-07</w:t>
       <w:br/>
       <w:br/>
     </w:r>

--- a/tillsyn/A 6159-2023 tillsynsbegäran.docx
+++ b/tillsyn/A 6159-2023 tillsynsbegäran.docx
@@ -309,7 +309,7 @@
     <w:r>
       <w:tab/>
       <w:tab/>
-      <w:t>2026-10-07</w:t>
+      <w:t>2026-10-08</w:t>
       <w:br/>
       <w:br/>
     </w:r>

--- a/tillsyn/A 6159-2023 tillsynsbegäran.docx
+++ b/tillsyn/A 6159-2023 tillsynsbegäran.docx
@@ -309,7 +309,7 @@
     <w:r>
       <w:tab/>
       <w:tab/>
-      <w:t>2026-10-08</w:t>
+      <w:t>2026-10-09</w:t>
       <w:br/>
       <w:br/>
     </w:r>

--- a/tillsyn/A 6159-2023 tillsynsbegäran.docx
+++ b/tillsyn/A 6159-2023 tillsynsbegäran.docx
@@ -309,7 +309,7 @@
     <w:r>
       <w:tab/>
       <w:tab/>
-      <w:t>2026-10-09</w:t>
+      <w:t>2026-10-10</w:t>
       <w:br/>
       <w:br/>
     </w:r>

--- a/tillsyn/A 6159-2023 tillsynsbegäran.docx
+++ b/tillsyn/A 6159-2023 tillsynsbegäran.docx
@@ -309,7 +309,7 @@
     <w:r>
       <w:tab/>
       <w:tab/>
-      <w:t>2026-10-10</w:t>
+      <w:t>2026-10-11</w:t>
       <w:br/>
       <w:br/>
     </w:r>

--- a/tillsyn/A 6159-2023 tillsynsbegäran.docx
+++ b/tillsyn/A 6159-2023 tillsynsbegäran.docx
@@ -309,7 +309,7 @@
     <w:r>
       <w:tab/>
       <w:tab/>
-      <w:t>2026-10-11</w:t>
+      <w:t>2026-10-12</w:t>
       <w:br/>
       <w:br/>
     </w:r>

--- a/tillsyn/A 6159-2023 tillsynsbegäran.docx
+++ b/tillsyn/A 6159-2023 tillsynsbegäran.docx
@@ -309,7 +309,7 @@
     <w:r>
       <w:tab/>
       <w:tab/>
-      <w:t>2026-10-12</w:t>
+      <w:t>2026-10-13</w:t>
       <w:br/>
       <w:br/>
     </w:r>

--- a/tillsyn/A 6159-2023 tillsynsbegäran.docx
+++ b/tillsyn/A 6159-2023 tillsynsbegäran.docx
@@ -22,7 +22,7 @@
       <w:r>
         <w:drawing>
           <wp:inline xmlns:a="http://schemas.openxmlformats.org/drawingml/2006/main" xmlns:pic="http://schemas.openxmlformats.org/drawingml/2006/picture">
-            <wp:extent cx="5486400" cy="3799002"/>
+            <wp:extent cx="5486400" cy="4400432"/>
             <wp:docPr id="1" name="Picture 1"/>
             <wp:cNvGraphicFramePr>
               <a:graphicFrameLocks noChangeAspect="1"/>
@@ -43,7 +43,7 @@
                   <pic:spPr>
                     <a:xfrm>
                       <a:off x="0" y="0"/>
-                      <a:ext cx="5486400" cy="3799002"/>
+                      <a:ext cx="5486400" cy="4400432"/>
                     </a:xfrm>
                     <a:prstGeom prst="rect"/>
                   </pic:spPr>
@@ -65,7 +65,7 @@
     </w:p>
     <w:p>
       <w:r>
-        <w:t>I och inom 22 meter från avverkningsanmälan finns fynd av 7 naturvårdsarter, varav 5 är rödlistade, 1 är typisk (T) och 2 är signalarter (S): Coniocarpon fallax (CR), knölig taggsvamp (EN), gyllenspindling (VU), dofttaggsvamp (NT, T), odörspindling (NT), anisspindling (S) och olivspindling (S). Se Figur 1.</w:t>
+        <w:t>I och inom 22 meter från avverkningsanmälan finns fynd av 25 naturvårdsarter, varav 20 är rödlistade, 6 är typiska (T) och 4 är signalarter (S): Coniocarpon fallax (CR), brandtaggsvamp (EN), knölig taggsvamp (EN), duvspindling (VU), granrotspindling (VU), gul lammticka (VU), gulsträngad fagerspindling (VU), gyllenspindling (VU), svartgrön spindling (VU), trollspindling (VU), blek fingersvamp (NT), blå slemspindling (NT, T), dofttaggsvamp (NT, T), fjällig taggsvamp s.str. (NT), kryddspindling (NT, T), odörspindling (NT), orange taggsvamp (NT, T), svart taggsvamp (NT), vårärt (NT, T), äggspindling (NT), anisspindling (S), brandmusseron (S), fransig jordstjärna (S), olivspindling (S) och kransmossa (T). Se Figur 1.</w:t>
       </w:r>
     </w:p>
     <w:p>
@@ -79,6 +79,11 @@
     <w:p>
       <w:r>
         <w:t>Vi begär härmed att Skogsstyrelsen fattar beslut enligt miljöbalken som säkerställer att skogens höga naturvärden bevaras samt att EU-lagstiftning efterlevs och att artskyddsbrott förhindras.</w:t>
+      </w:r>
+    </w:p>
+    <w:p>
+      <w:r>
+        <w:t>Vi begär vidare att Skogsstyrelsen säkerställer att inga skador eller försämringar av naturtypens bevarandestatus i området tillåts ske. Se Rådets direktiv 92/43/EEG samt ickeförsämringskravet i EU:s naturrestaureringsförordning (EU 2024/1991).</w:t>
       </w:r>
     </w:p>
     <w:p>
@@ -122,6 +127,17 @@
         <w:rPr>
           <w:b/>
         </w:rPr>
+        <w:t xml:space="preserve">Brandtaggsvamp (EN) </w:t>
+      </w:r>
+      <w:r>
+        <w:t>är en sällsynt och starkt hotad svamp som bildar mykorrhiza med gran i äldre barrskogar med lång kontinuitet, främst på kalkrik eller annan basiskt påverkad mark. Arten är placerad högst upp i Skogsstyrelsens värdepyramid för bedömning av skog med höga naturvärden och hotas främst av avverkning av kalkpåverkad barrskog. Den tål inte en slutavverkning utan kräver ett kontinuerligt äldre trädskikt med gran. Kalkpåverkade barrskogar med lång kontinuitet, även små områden, har ett mycket högt skyddsvärde och bör i största möjliga utsträckning undantas från trakthyggesbruk. Slutavverkning, kraftig gallring och skogsmarksgödsling måste helt undvikas, liksom körning med tunga maskiner. Lokalerna bör bevakas, följas upp och skyddas formellt (SLU Artdatabanken, 2026; Nitare &amp; Skogsstyrelsen, 2019).</w:t>
+      </w:r>
+    </w:p>
+    <w:p>
+      <w:r>
+        <w:rPr>
+          <w:b/>
+        </w:rPr>
         <w:t xml:space="preserve">Knölig taggsvamp (EN) </w:t>
       </w:r>
       <w:r>
@@ -133,10 +149,116 @@
         <w:rPr>
           <w:b/>
         </w:rPr>
+        <w:t>Duvspindling (VU)</w:t>
+      </w:r>
+      <w:r>
+        <w:t xml:space="preserve"> bildar mykorrhiza med tall och förmodligen även gran i torr, kalkrik barrskog. Arten är placerad högst upp i Skogsstyrelsens värdepyramid för bedömning av skog med höga naturvärden och utgör en mycket bra indikator på skyddsvärd kalktallskog av sydöstlig typ. Kalavverkning, markberedning och markavvattning utgör de främsta hoten (SLU Artdatabanken, 2024; Nitare &amp; Skogsstyrelsen, 2019).</w:t>
+      </w:r>
+    </w:p>
+    <w:p>
+      <w:r>
+        <w:rPr>
+          <w:b/>
+        </w:rPr>
+        <w:t xml:space="preserve">Granrotspindling (VU) </w:t>
+      </w:r>
+      <w:r>
+        <w:t>bildar mykorrhiza med gran. Växer i djup barrförna, gärna i gamla myrstackar, i medelålders till äldre ängsgranskog på kalkrik mark.</w:t>
+      </w:r>
+      <w:r>
+        <w:rPr>
+          <w:b/>
+        </w:rPr>
+        <w:t xml:space="preserve"> </w:t>
+      </w:r>
+      <w:r>
+        <w:t>Minskningstakten uppgår till 30 % inom 50 år och överstiger gränsvärdet för Sårbar (VU) enligt A-kriteriet. (A2c+3c+4c). Arten missgynnas av avverkning och markberedning. Generellt bör lokaler som är särskilt rika på förekomster av sällsynta svampar säkerställas och lämnas för fri utveckling (SLU Artdatabanken, 2024).</w:t>
+      </w:r>
+    </w:p>
+    <w:p>
+      <w:r>
+        <w:rPr>
+          <w:b/>
+        </w:rPr>
+        <w:t>Gul lammticka (VU)</w:t>
+      </w:r>
+      <w:r>
+        <w:t xml:space="preserve"> bildar mykorrhiza med gran och förekommer i örtrik barrskog på kalkrik mark. Arten är placerad högst upp i Skogsstyrelsens värdepyramid för bedömning av skog med höga naturvärden och indikerar alltid skyddsvärda kalkgranskogar med höga naturvärden. Svampen tål inte slutavverkning och lokaler med gul lammticka bör skyddas som biotopskyddsområden eller naturreservat och lämnas för fri utveckling (SLU Artdatabanken, 2024; Nitare &amp; Skogsstyrelsen, 2019).</w:t>
+      </w:r>
+    </w:p>
+    <w:p>
+      <w:r>
+        <w:rPr>
+          <w:b/>
+        </w:rPr>
+        <w:t>Gulsträngad fagerspindling (VU)</w:t>
+      </w:r>
+      <w:r>
+        <w:t>, som bildar mykorrhiza med tall och gran i luckig kalkbarrskog, har sin huvudsakliga utbredning på Gotland samt enstaka fynd på norra Öland. Arten är placerad högst upp i Skogsstyrelsens värdepyramid för bedömning av skog med höga naturvärden och hotas av slutavverkningar av äldre kontinuitetsbarrskog. Lokaler med arten måste skyddas från avverkning och kalkbrytning. Gulsträngad fagerspindling är globalt rödlistad som sårbar (VU) vilket innebär att Sverige har ett internationellt ansvar för arten (SLU Artdatabanken, 2024; Nitare &amp; Skogsstyrelsen, 2019; IUCN, 2019).</w:t>
+      </w:r>
+    </w:p>
+    <w:p>
+      <w:r>
+        <w:rPr>
+          <w:b/>
+        </w:rPr>
         <w:t>Gyllenspindling (VU)</w:t>
       </w:r>
       <w:r>
         <w:t xml:space="preserve"> bildar mykorrhiza med gran i ängsgranskog på kalkrik mark, mer sällan med tall i kalktallskog. Minskningstakten uppgår till 30 % inom 50 år och överstiger gränsvärdet för Sårbar (VU) enligt A-kriteriet. Skogsbruk med kalavverkning, markberedning etc. är ogynnsamt för arten. Barrskog på kalkrik mark är en synnerligen skyddsvärd biotop varav fler områden behöver skyddas (SLU Artdatabanken, 2024).</w:t>
+      </w:r>
+    </w:p>
+    <w:p>
+      <w:r>
+        <w:rPr>
+          <w:b/>
+        </w:rPr>
+        <w:t>Svartgrön spindling (VU)</w:t>
+      </w:r>
+      <w:r>
+        <w:t>, som bildar mykorrhiza med gran och tall i ängsgranskog och barrblandskog på kalkrik mark, har i Sverige sin huvudsakliga utbredning på Gotland. Arten är placerad högst upp i Skogsstyrelsens värdepyramid för bedömning av skog med höga naturvärden och den missgynnas av intensivt skogsbruk och kalavverkningar. Svartgrön spindling är globalt rödlistad som nära hotad (NT) vilket innebär att Sverige har ett internationellt ansvar för arten (SLU Artdatabanken, 2024; Nitare &amp; Skogsstyrelsen, 2019; IUCN, 2019).</w:t>
+      </w:r>
+    </w:p>
+    <w:p>
+      <w:r>
+        <w:rPr>
+          <w:b/>
+        </w:rPr>
+        <w:t>Trollspindling (VU)</w:t>
+      </w:r>
+      <w:r>
+        <w:t xml:space="preserve"> är en ytterst sällsynt ädelspindling som bildar mykorrhiza med tall och gran i ljusöppen och luckig kalkbarrskog. Främsta hotet är rationellt skogsbruk med slutavverkning eller andra avverkningar. Skydda kända lokaler formellt och om svampen påträffas på nya lokaler bör även dessa skyddas (SLU Artdatabanken, 2026).</w:t>
+      </w:r>
+    </w:p>
+    <w:p>
+      <w:r>
+        <w:rPr>
+          <w:b/>
+        </w:rPr>
+        <w:t xml:space="preserve">Blek fingersvamp (NT) </w:t>
+      </w:r>
+      <w:r>
+        <w:t>bildar mykorrhiza med dels gran i ängsgranskog men även under bok, ek och avenbok i ädellövskog. Arten är känslig för olika skogsbruksåtgärder och därför på tillbakagång såväl i Sverige som i andra europeiska länder. Arten hotas främst av slutavverkning och andra skogsbruksåtgärder. Arten tål inte en slutavverkning och sannolikt inte heller en kraftig gallring. Skogsområden med arten bör undantas från storskaligt skogsbruk. Slutavverkning, kraftig gallring och skogsgödsling måste helt undvikas, liksom körning med tunga maskiner (SLU Artdatabanken, 2024; Nitare &amp; Skogsstyrelsen, 2019).</w:t>
+      </w:r>
+    </w:p>
+    <w:p>
+      <w:r>
+        <w:rPr>
+          <w:b/>
+        </w:rPr>
+        <w:t>Blå slemspindling (NT)</w:t>
+      </w:r>
+      <w:r>
+        <w:t xml:space="preserve"> är en mykorrhizasvamp som förekommer i kalkgranskogar med välutvecklade mossmattor och ett örtrikt fältskikt. Den växer även på rik mark i ädellövskog under bok, ek. lind och hassel. Växtplatserna har ofta hög luftfuktighet och ligger gärna i anslutning till en bäck eller ett fuktdråg där marken inte blir helt uttorkad under sommaren. Arten signalerar höga naturvärden och växer ofta tillsammans med många andra ovanliga och rödlistade arter. Den totala populationen i landet bedöms ha minskat och väntas fortsätta minska, främst till följd av avverkning av kalkbarrskogar. Blå slemspindling är typisk art för </w:t>
+      </w:r>
+      <w:r>
+        <w:rPr>
+          <w:i/>
+        </w:rPr>
+        <w:t xml:space="preserve">9050 Näringsrik granskog </w:t>
+      </w:r>
+      <w:r>
+        <w:t>(SLU Artdatabanken, 2026; Nitare &amp; Skogsstyrelsen, 2019).</w:t>
       </w:r>
     </w:p>
     <w:p>
@@ -164,6 +286,37 @@
         <w:rPr>
           <w:b/>
         </w:rPr>
+        <w:t>Fjällig taggsvamp s.str. (NT)</w:t>
+      </w:r>
+      <w:r>
+        <w:t xml:space="preserve"> bildar mykorrhiza med gran i granskog och barrblandskog, främst på frisk näringsrik mark i äldre skog med lång trädkontinuitet. Den totala populationen i landet har minskat och bedöms fortsätta minska till följd av avverkning av äldre barrskogar. Minskningstakten för den svenska populationen bedöms vara nära gränsvärdet för sårbar (VU) (SLU Artdatabanken, 2026).</w:t>
+      </w:r>
+    </w:p>
+    <w:p>
+      <w:r>
+        <w:rPr>
+          <w:b/>
+        </w:rPr>
+        <w:t>Kryddspindling (NT)</w:t>
+      </w:r>
+      <w:r>
+        <w:t xml:space="preserve"> signalerar örtrika granskogar som normalt har höga naturvärden. Oftast växer den i äldre granskog på kalkrikt underlag och svampen är en mycket användbar signalart för denna miljö. Den utgör en viktig karaktärsart för all äldre kalkbarrskog med lång trädkontinuitet av gran. På lokalerna förekommer nästan alltid många ovanliga och rödlistade arter. Den totala populationen i landet har minskat och bedöms fortsätta minska till följd av avverkning av äldre barrskogar. Kryddspindling är typisk art för </w:t>
+      </w:r>
+      <w:r>
+        <w:rPr>
+          <w:i/>
+        </w:rPr>
+        <w:t xml:space="preserve">9050 Näringsrik granskog </w:t>
+      </w:r>
+      <w:r>
+        <w:t>(Nitare &amp; Skogsstyrelsen, 2000; SLU Artdatabanken, 2026).</w:t>
+      </w:r>
+    </w:p>
+    <w:p>
+      <w:r>
+        <w:rPr>
+          <w:b/>
+        </w:rPr>
         <w:t>Odörspindling (NT)</w:t>
       </w:r>
       <w:r>
@@ -175,10 +328,430 @@
         <w:rPr>
           <w:b/>
         </w:rPr>
+        <w:t xml:space="preserve">Orange taggsvamp (NT) </w:t>
+      </w:r>
+      <w:r>
+        <w:t xml:space="preserve">bildar mykorrhiza med både gran och tall och den förekommer främst i äldre barrskogar med kontinuitetsskogskaraktär. Mest frekvent är den i äldre mossrik granskog, men då bara i skogar inom granens naturliga utbredningsområde och i bestånd med långvarig grankontinuitet. Den totala populationen i landet bedöms ha minskat kraftigt och fortsatt kommer att minska då arten är knuten till en produktiv skogsmiljö som successivt avverkas. Arten hotas främst av skogsavverkning och tycks försvinna efter slutavverkning, markberedning och plantering och det är inte känt att arten har återkommit i anlagd skog på tidigare kalmark. Orange taggsvamp är typisk art för </w:t>
+      </w:r>
+      <w:r>
+        <w:rPr>
+          <w:i/>
+        </w:rPr>
+        <w:t>9010 Taiga</w:t>
+      </w:r>
+      <w:r>
+        <w:t xml:space="preserve"> (SLU Artdatabanken, 2024).</w:t>
+      </w:r>
+    </w:p>
+    <w:p>
+      <w:r>
+        <w:rPr>
+          <w:b/>
+        </w:rPr>
+        <w:t>Svart taggsvamp (NT)</w:t>
+      </w:r>
+      <w:r>
+        <w:t xml:space="preserve"> bildar mykorrhiza med tall, möjligen även med gran, i barrskog på kalkrik eller annan basiskt påverkad mark. Den totala populationen i landet har minskat och bedöms fortsätta minska till följd av avverkning av kalkbarrskogar. Arten har begränsad förmåga att återetablera sig efter slutavverkning eller andra storskaliga skogsbruksåtgärder. Det finns inga indikationer på att arten långsiktigt kan etablera eller reproducera sig i skogsbestånd som brukas med trakthyggesmetoder, markberedning, gödsling eller föryngring med förädlat plantmaterial. Minskningstakten uppgår till 25 (15–50) % inom 50 år och bedöms vara nära gränsvärdet för sårbar (VU) (SLU Artdatabanken, 2026).</w:t>
+      </w:r>
+    </w:p>
+    <w:p>
+      <w:r>
+        <w:rPr>
+          <w:b/>
+        </w:rPr>
+        <w:t>Vårärt (NT)</w:t>
+      </w:r>
+      <w:r>
+        <w:t xml:space="preserve"> är en kalkgynnad mullväxt som är knuten till rik lundartad vegetation och har sin huvudsakliga förekomst i sydliga kalklövskogar, lövängen och hässlen. Den har även viktiga förekomster av reliktkaraktär i örtrika kalkgranskogar på frisk eller något fuktig mark i mellersta Sverige. Vårärt är en extra betydelsefull signalart i boreala och boreonemorala kalkgranskogar, då dessa förekomster nu är starkt fragmenterade och troligen visar på en flertusenårig ekologisk kontinuitet där spridning och etablering kan ha skett under postglaciala värmetiden. Arten tål inte dagens storskaliga skogsbruksmetoder och den kommer in på rödlistan för första gången 2025 till följd av en kraftig minskning (&gt;50%) i Riksskogstaxeringens data. Vårärt är typisk art för </w:t>
+      </w:r>
+      <w:r>
+        <w:rPr>
+          <w:i/>
+        </w:rPr>
+        <w:t xml:space="preserve">9050 Näringsrik granskog, 9020 Nordlig ädellövskog, 9160 Näringsrik ekskog </w:t>
+      </w:r>
+      <w:r>
+        <w:t xml:space="preserve">och </w:t>
+      </w:r>
+      <w:r>
+        <w:rPr>
+          <w:i/>
+        </w:rPr>
+        <w:t>9180 Ädellövskog i branter</w:t>
+      </w:r>
+      <w:r>
+        <w:t xml:space="preserve"> (Nitare &amp; Skogsstyrelsen, 2019; SLU Artdatabanken, 2026).</w:t>
+      </w:r>
+    </w:p>
+    <w:p>
+      <w:r>
+        <w:rPr>
+          <w:b/>
+        </w:rPr>
+        <w:t xml:space="preserve">Äggspindling (NT) </w:t>
+      </w:r>
+      <w:r>
+        <w:t>bildar mykorrhiza med gran i äldre ängsgranskog på kalkrik mark och kräver sannolikt lång kontinuitet av äldre träd. Arten bedöms ha minskat med mer än 15 % över de senaste 50 åren, p.g.a. slutavverkning av äldre skog och minskningstakten för den svenska populationen bedöms vara nära gränsvärdet för Sårbar (VU). (A2c+3c+4c). På artens växtplatser måste skogsbruk ske med stor försiktighet eftersom de ofta innehåller ett stort antal sällsynta och hotade arter. Lokaler med rika förekomster bör betraktas som nyckelbiotoper och helt undantas från avverkning. Äggspindling är globalt rödlistad som nära hotad (NT) vilket innebär att Sverige har ett internationellt ansvar för arten (SLU Artdatabanken, 2024; Nitare &amp; Skogsstyrelsen, 2019; IUCN, 2019).</w:t>
+      </w:r>
+    </w:p>
+    <w:p>
+      <w:r>
+        <w:rPr>
+          <w:b/>
+        </w:rPr>
         <w:t>Olivspindling</w:t>
       </w:r>
       <w:r>
         <w:t xml:space="preserve"> växer uteslutande på näringsrik och kalkhaltig skogsmark där den huvudsakligen bildar mykorrhiza med gran och tall. Svampen är en typisk representant för kalkgranskogens särpräglade och rika svampflora. Kalavverkning är ett hot mot arten, eftersom den sannolikt kräver lång kontinuitet av äldre träd. Populationerna i landet bedöms därför minska beroende på slutavverkning av äldre barrskog på kalkhaltig mark (SLU Artdatabanken, 2024; Nitare &amp; Skogsstyrelsen, 2019).</w:t>
+      </w:r>
+    </w:p>
+    <w:p>
+      <w:r>
+        <w:rPr>
+          <w:b/>
+        </w:rPr>
+        <w:t>Kransmossa</w:t>
+      </w:r>
+      <w:r>
+        <w:t xml:space="preserve"> är typisk art för </w:t>
+      </w:r>
+      <w:r>
+        <w:rPr>
+          <w:i/>
+        </w:rPr>
+        <w:t xml:space="preserve">9050 Näringsrik granskog </w:t>
+      </w:r>
+      <w:r>
+        <w:t xml:space="preserve">och </w:t>
+      </w:r>
+      <w:r>
+        <w:rPr>
+          <w:i/>
+        </w:rPr>
+        <w:t xml:space="preserve">6170 Alpina kalkgräsmarker </w:t>
+      </w:r>
+      <w:r>
+        <w:t>(SLU Artdatabanken, 2025).</w:t>
+      </w:r>
+    </w:p>
+    <w:p>
+      <w:pPr>
+        <w:pStyle w:val="Heading1"/>
+      </w:pPr>
+      <w:r>
+        <w:t>Typiska arter och EU:s art- och habitatdirektiv</w:t>
+      </w:r>
+    </w:p>
+    <w:p>
+      <w:r>
+        <w:t>Typiska arter används för att lokalisera områden med gynnsam bevarandestatus för de naturtyper som är listade i EU:s art- och habitatdirektiv. Ett exempel är Västlig taiga (EU-kod 9010) som saknar gynnsam bevarandestatus och minskar starkt som naturtyp i Sverige. Naturvårdsverket skriver i sin vägledning för Västlig taiga att dylika miljöer förutsätter normalt att skogarna skyddas långsiktigt, eftersom skogsbruk inte är förenligt med bevarande av naturtypen i gynnsamt tillstånd (Naturvårdsverket, 2011).</w:t>
+      </w:r>
+    </w:p>
+    <w:p>
+      <w:r>
+        <w:t>Följande typiska arter har sina livsmiljöer och växtplatser i den avverkningsanmälda skogen: blå slemspindling (NT, T), dofttaggsvamp (NT, T), kryddspindling (NT, T), orange taggsvamp (NT, T), vårärt (NT, T) och kransmossa (T).</w:t>
+      </w:r>
+    </w:p>
+    <w:p>
+      <w:r>
+        <w:t>Enligt Sveriges Artikel 17 rapportering 2013 och 2019 till EU, har naturtypen Västlig taiga (9010) dålig bevarandestatus med negativ trend inom Sveriges boreala region. Skogsbruksåtgärder som avverkning, röjning och gallring pekas ut som några av de främst bidragande orsakerna till naturtypens dåliga status och negativa trend (SLU Artdatabanken, 2019). I EU:s uppföljning av tillståndet för naturtyperna i Skandinavien 2013 – 2018 framgår det att i den boreala regionen är tillståndet så dåligt för Västlig taiga (9010) att habitatet löper allvarlig risk att försvinna regionalt (EEA, 2022). Det allvarliga läget för den biologiska mångfalden i skogen framhålls även i Skogsstyren rapport 2026/07:</w:t>
+      </w:r>
+    </w:p>
+    <w:p>
+      <w:r>
+        <w:rPr>
+          <w:i/>
+        </w:rPr>
+        <w:t>"All avverkning av kända skogliga värdekärnor och sannolika kontinuitetsskogar behöver upphöra för att fylla bristen om 1,56 miljoner hektar bevarad livsmiljötyp. På grund av begränsade kvarvarande arealer av värdekärnor, naturskogar och kontinuitetsskogar leder fortsatt förlust av dessa till en påtaglig risk för långsiktigt negativa effekter för biologisk mångfald i skogslandskapet. Att de återstående arealerna bevaras och ges ett långsiktigt skydd bedöms därför vara av avgörande betydelse."</w:t>
+      </w:r>
+      <w:r>
+        <w:t xml:space="preserve"> (Skogsstyrelsen, 2026).</w:t>
+      </w:r>
+    </w:p>
+    <w:p>
+      <w:r>
+        <w:t>Trots detta har statusen för Västlig taiga ändrats till otillräcklig i stället för dålig i den senaste Artikel 17 rapporteringen 2025. Av Naturvårdsverkets rapport framgår det dock att de ändrade statusbedömningarna jämfört med rapporteringen 2019 inte beror på faktiska miljöförändringar. Ändringarna är av teknisk karaktär och främst en följd av resultaten från genomförda regeringsuppdrag och beslut inför rapporteringen 2025. Det är alltså politisk styrning i stället för faktiska förhållanden i naturen som ändrat på naturtypernas status i rapporteringen, vilket rimmar dåligt med såväl art- och habitatdirektivets syften och mål som med naturrestaureringsförordningen. I praktiken har dock Sveriges nya sätt att rapportera bevarandestatus till EU inte någon betydelse eftersom Naturvårdsverkets rapportering 2025 visar att Västlig taiga</w:t>
+      </w:r>
+      <w:r>
+        <w:rPr>
+          <w:b/>
+        </w:rPr>
+        <w:t xml:space="preserve"> </w:t>
+      </w:r>
+      <w:r>
+        <w:t>inte har gynnsam bevarandestatus.</w:t>
+      </w:r>
+    </w:p>
+    <w:p>
+      <w:r>
+        <w:t>Åtgärder som vidtas i enlighet med art- och habitatdirektivet ska enligt Artikel 2 syfta till att bibehålla eller återställa en gynnsam bevarandestatus hos livsmiljöer samt arter och vilda djur och växter av gemenskapsintresse. Enligt prejudikat från EU-domstolen ska en skogsbruksverksamhet utföras på ett sådant sätt som utgör ett förebyggande och hållbart skogsbruk för att betraktas som förenlig med bevarandekraven i direktivet (se EU-domstolens dom i de förenade målen C 473-19 och C 474-19).</w:t>
+      </w:r>
+    </w:p>
+    <w:p>
+      <w:r>
+        <w:t xml:space="preserve">Av artikel 1.e samma direktiv framgår att en livsmiljös bevarandestatus anses " gynnsam" när — dess naturliga utbredningsområde och de ytor den täcker inom detta område är stabila eller ökande, och — den särskilda struktur och de särskilda funktioner som är nödvändiga för att den skall kunna bibehållas på lång sikt finns, och sannolikt kommer att finnas under en överskådlig framtid, och — bevarandestatusen hos dess </w:t>
+      </w:r>
+      <w:r>
+        <w:rPr>
+          <w:b/>
+        </w:rPr>
+        <w:t>typiska arter</w:t>
+      </w:r>
+      <w:r>
+        <w:t xml:space="preserve"> är gynnsam enligt definitionen i artikel 1.i.</w:t>
+      </w:r>
+    </w:p>
+    <w:p>
+      <w:r>
+        <w:t>EU-direktiv är bindande för EU:s medlemsländer varvid det ankommer på Skogsstyrelsen som nationell tillsynsmyndighet att beakta syftet med EU:s art- och habitatdirektiv vid prövningen av en skogsbruksverksamhet, se Rådets direktiv 92/43/EEG. Se ytterligare information om EU:s livsmiljödirektiv i bilaga 2.</w:t>
+      </w:r>
+    </w:p>
+    <w:p>
+      <w:r>
+        <w:br w:type="page"/>
+      </w:r>
+    </w:p>
+    <w:p>
+      <w:pPr>
+        <w:pStyle w:val="Title"/>
+      </w:pPr>
+      <w:r>
+        <w:t>BILAGA 1 – EU:s art- och habitatdirektiv, fågeldirektiv och naturrestaureringsförordning</w:t>
+      </w:r>
+    </w:p>
+    <w:p>
+      <w:pPr>
+        <w:pStyle w:val="Heading2"/>
+      </w:pPr>
+      <w:r>
+        <w:t>Förenlighet med EU-direktiv</w:t>
+      </w:r>
+    </w:p>
+    <w:p>
+      <w:r>
+        <w:t>EU-direktiv är bindande för EU:s medlemsländer varvid det ankommer på Skogsstyrelsen som nationell tillsynsmyndighet att beakta syftet med EU:s art- och habitatdirektiv respektive fågeldirektiv vid prövningen av en skogsbruksverksamhet, se Rådets direktiv 92/43/EEG samt 2009/147/EG. Nationella regler som omfattas av ett EU-direktiv ska enligt fast rättspraxis tolkas i enlighet med direktivet, vilket medför en skyldighet för myndigheten att tolka bestämmelser i nationell rätt i ljuset av direktivets ordalydelse, sammanhang och de mål som eftersträvas med direktivet (se EU-domstolens dom i mål C 477/19).</w:t>
+      </w:r>
+    </w:p>
+    <w:p>
+      <w:r>
+        <w:t>EU:s medlemsstater åläggs i Artikel 3 i fågeldirektivet generella skyldigheter avseende skydd, bevarande och återställande av tillräckligt stora och varierande livsmiljöer för de fågelarter som omfattas av direktivet. Medlemsstaterna ska vidta de åtgärder som är nödvändiga för att bibehålla populationen av fågelarterna på en nivå som svarar särskilt mot ekologiska, vetenskapliga och kulturella behov, eller återupprätta populationen av dessa arter till en sådan nivå (se Europaparlamentets och rådets direktiv 2009/147/EG).</w:t>
+      </w:r>
+    </w:p>
+    <w:p>
+      <w:r>
+        <w:t>Åtgärder som vidtas i enlighet med art- och habitatdirektivet (92/43/EEG) ska enligt Artikel 2 syfta till att bibehålla eller återställa en gynnsam bevarandestatus hos livsmiljöer samt arter och vilda djur och växter av gemenskapsintresse. Enligt prejudikat från EU-domstolen ska en skogsbruksverksamhet utföras på ett sådant sätt som utgör ett förebyggande och hållbart skogsbruk för att betraktas som förenlig med bevarandekraven i direktivet (se EU-domstolens dom i de förenade målen C 473-19 och C 474-19).</w:t>
+      </w:r>
+    </w:p>
+    <w:p>
+      <w:r>
+        <w:t xml:space="preserve">Av artikel 1.e samma direktiv framgår att en livsmiljös bevarandestatus anses " gynnsam" när — dess naturliga utbredningsområde och de ytor den täcker inom detta område är stabila eller ökande, och — den särskilda struktur och de särskilda funktioner som är nödvändiga för att den skall kunna bibehållas på lång sikt finns, och sannolikt kommer att finnas under en överskådlig framtid, och — bevarandestatusen hos dess </w:t>
+      </w:r>
+      <w:r>
+        <w:rPr>
+          <w:b/>
+        </w:rPr>
+        <w:t>typiska arter</w:t>
+      </w:r>
+      <w:r>
+        <w:t xml:space="preserve"> är gynnsam enligt definitionen i artikel 1.i. Typiska arter används för att lokalisera områden med gynnsam bevarandestatus för de naturtyper som ingår i EU:s art- och habitatdirektiv.</w:t>
+      </w:r>
+    </w:p>
+    <w:p>
+      <w:r>
+        <w:t>Västlig taiga (EU-kod 9010) saknar gynnsam bevarandestatus och minskar starkt som naturtyp i Sverige. Naturvårdsverket skriver i sin vägledning för västlig taiga att dylika miljöer förutsätter normalt att skogarna skyddas långsiktigt, eftersom skogsbruk inte är förenligt med bevarande av naturtypen i gynnsamt tillstånd (Naturvårdsverket, 2011). Enligt Sveriges Artikel 17 rapportering 2013 och 2019 till EU, har naturtypen Västlig taiga (9010) dålig bevarandestatus med negativ trend inom Sveriges boreala region. Skogsbruksåtgärder som avverkning, röjning och gallring pekas ut som några av de främst bidragande orsakerna till naturtypens dåliga status och negativa trend (SLU Artdatabanken, 2019). I EU:s uppföljning av tillståndet för naturtyperna i Skandinavien 2013 – 2018 framgår det att i den boreala regionen är tillståndet så dåligt för Västlig taiga (9010) att habitatet löper allvarlig risk att försvinna regionalt (EEA, 2022). Det allvarliga läget för den biologiska mångfalden i skogen framhålls även i Skogsstyren rapport 2026/07:</w:t>
+      </w:r>
+    </w:p>
+    <w:p>
+      <w:r>
+        <w:rPr>
+          <w:i/>
+        </w:rPr>
+        <w:t>"All avverkning av kända skogliga värdekärnor och sannolika kontinuitetsskogar behöver upphöra för att fylla bristen om 1,56 miljoner hektar bevarad livsmiljötyp. På grund av begränsade kvarvarande arealer av värdekärnor, naturskogar och kontinuitetsskogar leder fortsatt förlust av dessa till en påtaglig risk för långsiktigt negativa effekter för biologisk mångfald i skogslandskapet. Att de återstående arealerna bevaras och ges ett långsiktigt skydd bedöms därför vara av avgörande betydelse."</w:t>
+      </w:r>
+      <w:r>
+        <w:t xml:space="preserve"> (Skogsstyrelsen, 2026).</w:t>
+      </w:r>
+    </w:p>
+    <w:p>
+      <w:pPr>
+        <w:pStyle w:val="Caption"/>
+      </w:pPr>
+      <w:r>
+        <w:drawing>
+          <wp:inline xmlns:a="http://schemas.openxmlformats.org/drawingml/2006/main" xmlns:pic="http://schemas.openxmlformats.org/drawingml/2006/picture">
+            <wp:extent cx="5486400" cy="2905862"/>
+            <wp:docPr id="2" name="Picture 2"/>
+            <wp:cNvGraphicFramePr>
+              <a:graphicFrameLocks noChangeAspect="1"/>
+            </wp:cNvGraphicFramePr>
+            <a:graphic>
+              <a:graphicData uri="http://schemas.openxmlformats.org/drawingml/2006/picture">
+                <pic:pic>
+                  <pic:nvPicPr>
+                    <pic:cNvPr id="0" name="uppföljning av västlig taiga.jpeg"/>
+                    <pic:cNvPicPr/>
+                  </pic:nvPicPr>
+                  <pic:blipFill>
+                    <a:blip r:embed="rId17"/>
+                    <a:stretch>
+                      <a:fillRect/>
+                    </a:stretch>
+                  </pic:blipFill>
+                  <pic:spPr>
+                    <a:xfrm>
+                      <a:off x="0" y="0"/>
+                      <a:ext cx="5486400" cy="2905862"/>
+                    </a:xfrm>
+                    <a:prstGeom prst="rect"/>
+                  </pic:spPr>
+                </pic:pic>
+              </a:graphicData>
+            </a:graphic>
+          </wp:inline>
+        </w:drawing>
+      </w:r>
+    </w:p>
+    <w:p>
+      <w:pPr>
+        <w:pStyle w:val="Caption"/>
+      </w:pPr>
+      <w:r>
+        <w:t>EU:s uppföljning av tillståndet för naturtypen Västlig taiga 9010 i Skandinavien 2013 - 2018. Av kartan framgår det att i den boreala regionen är tillståndet så dåligt (röd färg) att habitatet löper allvarlig risk att försvinna regionalt. Källa: European Environment Agency. https:// eunis.eea.europoa.eu/habitats/10176.</w:t>
+      </w:r>
+    </w:p>
+    <w:p>
+      <w:r>
+        <w:t>Trots det allvarliga läget har statusen för Västlig taiga ändrats till otillräcklig i stället för dålig i den senaste Artikel 17 rapporteringen 2025. Av Naturvårdsverkets rapport framgår det dock att de ändrade statusbedömningarna jämfört med rapporteringen 2019 inte beror på faktiska miljöförändringar. Ändringarna är av teknisk karaktär och främst en följd av resultaten från genomförda regeringsuppdrag och beslut inför rapporteringen 2025. Det är alltså politisk styrning i stället för faktiska förhållanden i naturen som ändrat på naturtypernas status i rapporteringen, vilket rimmar dåligt med såväl art- och habitatdirektivets syften och mål som med naturrestaureringsförordningen. I praktiken har dock Sveriges nya sätt att rapportera bevarandestatus till EU inte någon betydelse eftersom Naturvårdsverkets rapportering 2025 visar att Västlig taiga inte har gynnsam bevarandestatus.</w:t>
+      </w:r>
+    </w:p>
+    <w:p>
+      <w:pPr>
+        <w:pStyle w:val="Heading2"/>
+      </w:pPr>
+      <w:r>
+        <w:t>EU:s naturrestaureringsförordning</w:t>
+      </w:r>
+    </w:p>
+    <w:p>
+      <w:r>
+        <w:t>Enligt EU:s naturrestaureringsförordning (EU 2024/1991) ska minst 20 % av landområden och minst 20 % av havsarealen vara restaurerad senast 2030, samt alla ekosystem som är i behov av restaurering senast 2050. Det framgår också av förordningen att det är viktigt att livsmiljötyperna inte försämras innan eller efter att restaureringar genomförts, se exempelvis punkt 37 förordningen.</w:t>
+      </w:r>
+    </w:p>
+    <w:p>
+      <w:r>
+        <w:t>”</w:t>
+      </w:r>
+      <w:r>
+        <w:rPr>
+          <w:i/>
+        </w:rPr>
+        <w:t>Det är viktigt att medlemsstaterna vidtar åtgärder som syftar till att säkerställa att tillståndet för områden som täcks av livsmiljötyper som omfattas av denna förordning och som omfattas av restaureringsåtgärder uppvisar en kontinuerlig förbättring till dess att de uppnår ett gott tillstånd, och att medlemsstaterna vidtar åtgärder som syftar till att säkerställa att dessa livsmiljötyper, när de har uppnått ett gott tillstånd, inte försämras avsevärt, så att det långsiktiga bibehållandet eller uppnåendet av gott tillstånd inte äventyras. (..) Det är också viktigt att medlemsstaterna anstränger sig för att förhindra avsevärd försämring av områden som täcks av sådana livsmiljötyper som antingen redan är i gott skick eller som inte är i gott skick men ännu inte omfattas av restaureringsåtgärder.”</w:t>
+      </w:r>
+    </w:p>
+    <w:p>
+      <w:r>
+        <w:rPr>
+          <w:b/>
+          <w:i/>
+        </w:rPr>
+        <w:t>Artikel 4(12):</w:t>
+      </w:r>
+    </w:p>
+    <w:p>
+      <w:r>
+        <w:rPr>
+          <w:i/>
+        </w:rPr>
+        <w:t>Utan att det påverkar tillämpningen av direktiv 92/43/EEG ska medlemsstaterna, senast den dag då deras nationella restaureringsplaner offentliggörs i enlighet med artikel 17.6 i denna förordning, eftersträva att genomföra de åtgärder som krävs för att förhindra avsevärd försämring av områden där de livsmiljötyper som förtecknas i bilaga I till denna förordning förekommer och som är i gott tillstånd eller som krävs för att uppnå de restaureringsmål som anges i punkt 17 i den här artikeln.</w:t>
+      </w:r>
+    </w:p>
+    <w:p>
+      <w:r>
+        <w:rPr>
+          <w:b/>
+          <w:i/>
+        </w:rPr>
+        <w:t>Artikel 4 (17).   Medlemsstaterna ska säkerställa</w:t>
+      </w:r>
+    </w:p>
+    <w:p>
+      <w:r>
+        <w:rPr>
+          <w:i/>
+        </w:rPr>
+        <w:t>a) en ökning av arealen i gott tillstånd för de livsmiljötyper som förtecknas i bilaga I till dess att minst 90 % är i gott tillstånd och till dess att den gynnsamma referensarealen för varje livsmiljötyp i varje biogeografisk region inom den berörda medlemsstaten har uppnåtts.</w:t>
+      </w:r>
+    </w:p>
+    <w:p>
+      <w:r>
+        <w:t>Referenser</w:t>
+      </w:r>
+    </w:p>
+    <w:p>
+      <w:r>
+        <w:t xml:space="preserve">EEA European Environment Agency, 2022. </w:t>
+      </w:r>
+      <w:r>
+        <w:rPr>
+          <w:i/>
+        </w:rPr>
+        <w:t xml:space="preserve">Western taiga – Conservation status 2013-2018. </w:t>
+      </w:r>
+      <w:r>
+        <w:t>https:// eunis.eea.europoa.eu/habitats/10176.</w:t>
+      </w:r>
+    </w:p>
+    <w:p>
+      <w:r>
+        <w:t>EU-domstolens dom av den 2 juli 2020 i målet C 477/19 (Europeisk hamster) p. 23.</w:t>
+      </w:r>
+    </w:p>
+    <w:p>
+      <w:r>
+        <w:t>EU-domstolens dom av den 4 mars 2021 i de förenade målen C 473-19 och C 474-19 (Skydda skogen) p. 70 och 76.</w:t>
+      </w:r>
+    </w:p>
+    <w:p>
+      <w:r>
+        <w:t>Europaparlamentets och rådets direktiv 2009/147/EG av den 30 november 2009 om bevarande av vilda fåglar.</w:t>
+      </w:r>
+    </w:p>
+    <w:p>
+      <w:r>
+        <w:t>EUROPAPARLAMENTETS OCH RÅDETS FÖRORDNING (EU) 2024/1991 av den 24 juni 2024 om restaurering av natur och om ändring av förordning (EU) 2022/869.</w:t>
+      </w:r>
+    </w:p>
+    <w:p>
+      <w:r>
+        <w:t>Rådets direktiv 92/43/EEG av den 21 mj 1992 om bevarande av livsmiljöer samt vilda djur och växter.</w:t>
+      </w:r>
+    </w:p>
+    <w:p>
+      <w:r>
+        <w:t xml:space="preserve">Skogsstyrelsen, 2026. </w:t>
+      </w:r>
+      <w:r>
+        <w:rPr>
+          <w:i/>
+        </w:rPr>
+        <w:t>Biologisk mångfald i skogen.</w:t>
+      </w:r>
+      <w:r>
+        <w:t xml:space="preserve"> Rapport 2026/07.</w:t>
+      </w:r>
+    </w:p>
+    <w:p>
+      <w:r>
+        <w:t xml:space="preserve">SLU Artdatabanken, 2019. </w:t>
+      </w:r>
+      <w:r>
+        <w:rPr>
+          <w:i/>
+        </w:rPr>
+        <w:t>Sveriges arter och naturtyper i EU:s art- och habitatdirektiv.</w:t>
+      </w:r>
+      <w:r>
+        <w:t xml:space="preserve"> Resultat från rapportering 2019 till EU av bevarandestatus 2013-2018.</w:t>
       </w:r>
     </w:p>
     <w:sectPr>
@@ -309,7 +882,7 @@
     <w:r>
       <w:tab/>
       <w:tab/>
-      <w:t>2026-10-13</w:t>
+      <w:t>2026-10-14</w:t>
       <w:br/>
       <w:br/>
     </w:r>

--- a/tillsyn/A 6159-2023 tillsynsbegäran.docx
+++ b/tillsyn/A 6159-2023 tillsynsbegäran.docx
@@ -882,7 +882,7 @@
     <w:r>
       <w:tab/>
       <w:tab/>
-      <w:t>2026-10-14</w:t>
+      <w:t>2026-10-15</w:t>
       <w:br/>
       <w:br/>
     </w:r>

--- a/tillsyn/A 6159-2023 tillsynsbegäran.docx
+++ b/tillsyn/A 6159-2023 tillsynsbegäran.docx
@@ -7,7 +7,7 @@
         <w:pStyle w:val="Title"/>
       </w:pPr>
       <w:r>
-        <w:t>Tillsynsbegäran – information om höga naturvärden i avverkningsanmälan A 6159-2023 i Gotlands kommun</w:t>
+        <w:t>Tillsynsbegäran – information om höga naturvärden och fridlysta arter i avverkningsanmälan A 6159-2023 i Gotlands kommun</w:t>
       </w:r>
     </w:p>
     <w:p>
@@ -22,7 +22,7 @@
       <w:r>
         <w:drawing>
           <wp:inline xmlns:a="http://schemas.openxmlformats.org/drawingml/2006/main" xmlns:pic="http://schemas.openxmlformats.org/drawingml/2006/picture">
-            <wp:extent cx="5486400" cy="4400432"/>
+            <wp:extent cx="5486400" cy="4509783"/>
             <wp:docPr id="1" name="Picture 1"/>
             <wp:cNvGraphicFramePr>
               <a:graphicFrameLocks noChangeAspect="1"/>
@@ -43,7 +43,7 @@
                   <pic:spPr>
                     <a:xfrm>
                       <a:off x="0" y="0"/>
-                      <a:ext cx="5486400" cy="4400432"/>
+                      <a:ext cx="5486400" cy="4509783"/>
                     </a:xfrm>
                     <a:prstGeom prst="rect"/>
                   </pic:spPr>
@@ -65,7 +65,7 @@
     </w:p>
     <w:p>
       <w:r>
-        <w:t>I och inom 22 meter från avverkningsanmälan finns fynd av 25 naturvårdsarter, varav 20 är rödlistade, 6 är typiska (T) och 4 är signalarter (S): Coniocarpon fallax (CR), brandtaggsvamp (EN), knölig taggsvamp (EN), duvspindling (VU), granrotspindling (VU), gul lammticka (VU), gulsträngad fagerspindling (VU), gyllenspindling (VU), svartgrön spindling (VU), trollspindling (VU), blek fingersvamp (NT), blå slemspindling (NT, T), dofttaggsvamp (NT, T), fjällig taggsvamp s.str. (NT), kryddspindling (NT, T), odörspindling (NT), orange taggsvamp (NT, T), svart taggsvamp (NT), vårärt (NT, T), äggspindling (NT), anisspindling (S), brandmusseron (S), fransig jordstjärna (S), olivspindling (S) och kransmossa (T). Se Figur 1.</w:t>
+        <w:t>I och inom 22 meter från avverkningsanmälan finns fynd av 27 naturvårdsarter, varav 21 är rödlistade, 1 är fridlyst, 7 är typiska (T) och 4 är signalarter (S): Coniocarpon fallax (CR), brandtaggsvamp (EN), knölig taggsvamp (EN), duvspindling (VU), granrotspindling (VU), gul lammticka (VU), gulsträngad fagerspindling (VU), gyllenspindling (VU), svartgrön spindling (VU), trollspindling (VU), blek fingersvamp (NT), blå slemspindling (NT, T), dofttaggsvamp (NT, T), fjällig taggsvamp s.str. (NT), kryddspindling (NT, T), odörspindling (NT), orange taggsvamp (NT, T), rödfläckig zontaggsvamp (NT), svart taggsvamp (NT), vårärt (NT, T), äggspindling (NT), anisspindling (S), brandmusseron (S), fransig jordstjärna (S), olivspindling (S), kransmossa (T) och spillkråka (T, §4). Se Figur 1.</w:t>
       </w:r>
     </w:p>
     <w:p>
@@ -101,7 +101,7 @@
     </w:p>
     <w:p>
       <w:r>
-        <w:t>Nedan följer beskrivningar av de naturvårdsarter och fridlysta arter som har sina livsmiljöer och växtplatser i den avverkningsanmälda skogen. De påträffade naturvårdsarterna är ett tydligt kvitto på att det rör sig om en skog med höga naturvärden.</w:t>
+        <w:t>Nedan följer beskrivningar av de naturvårdsarter och fridlysta arter som har sina livsmiljöer och växtplatser i den avverkningsanmälda skogen. Se även ytterligare artfakta i BILAGA 1. De påträffade naturvårdsarterna är ett tydligt kvitto på att det rör sig om en skog med höga naturvärden.</w:t>
       </w:r>
     </w:p>
     <w:p>
@@ -348,6 +348,17 @@
         <w:rPr>
           <w:b/>
         </w:rPr>
+        <w:t>Rödfläckig zontaggsvamp (NT)</w:t>
+      </w:r>
+      <w:r>
+        <w:t xml:space="preserve"> bildar mykorrhiza med gran i barrskog på kalkrik eller annan basiskt påverkad mark. Den totala populationen i landet har minskat och bedöms fortsätta minska till följd av avverkning av äldre kalkbarrskog. Det finns inga indikationer på att arten långsiktigt kan etablera eller reproducera sig i skogsbestånd som brukas med trakthyggesmetoder, markberedning, gödsling eller föryngring med förädlat plantmaterial (SLU Artdatabanken, 2026).</w:t>
+      </w:r>
+    </w:p>
+    <w:p>
+      <w:r>
+        <w:rPr>
+          <w:b/>
+        </w:rPr>
         <w:t>Svart taggsvamp (NT)</w:t>
       </w:r>
       <w:r>
@@ -432,6 +443,35 @@
       </w:r>
       <w:r>
         <w:t>(SLU Artdatabanken, 2025).</w:t>
+      </w:r>
+    </w:p>
+    <w:p>
+      <w:r>
+        <w:rPr>
+          <w:b/>
+        </w:rPr>
+        <w:t>Spillkråka (§4)</w:t>
+      </w:r>
+      <w:r>
+        <w:t xml:space="preserve"> omfattas av bilaga 1 i EU:s fågeldirektiv och är typisk art för </w:t>
+      </w:r>
+      <w:r>
+        <w:rPr>
+          <w:i/>
+        </w:rPr>
+        <w:t xml:space="preserve">9010 Taiga </w:t>
+      </w:r>
+      <w:r>
+        <w:t>och</w:t>
+      </w:r>
+      <w:r>
+        <w:rPr>
+          <w:i/>
+        </w:rPr>
+        <w:t xml:space="preserve"> 9740 Skogsbevuxen myr</w:t>
+      </w:r>
+      <w:r>
+        <w:t>. Den behöver grova träd, främst tall, asp och bok som boträd. Skogsbruk med korta omloppstider och täta, homogena ungskogar utgör det största hotet. Spillkråka är en nyckelart i skogliga miljöer vars övergivna bohål utnyttjas av flera andra hålhäckande fågelarter och fladdermöss, däribland pärluggla (EN, §4), knipa (§4), salskrake (§4) och skogsduva (§4). Hökuggla (VU, §4) och slaguggla (§4) häckar ofta i högstubbar som brutits av i höjd med ett gammalt spillkråkebo (SLU Artdatabanken, 2026; Skogsstyrelsen, 2016).</w:t>
       </w:r>
     </w:p>
     <w:p>
@@ -439,17 +479,39 @@
         <w:pStyle w:val="Heading1"/>
       </w:pPr>
       <w:r>
-        <w:t>Typiska arter och EU:s art- och habitatdirektiv</w:t>
+        <w:t>EU:s fågeldirektiv</w:t>
       </w:r>
     </w:p>
     <w:p>
       <w:r>
-        <w:t>Typiska arter används för att lokalisera områden med gynnsam bevarandestatus för de naturtyper som är listade i EU:s art- och habitatdirektiv. Ett exempel är Västlig taiga (EU-kod 9010) som saknar gynnsam bevarandestatus och minskar starkt som naturtyp i Sverige. Naturvårdsverket skriver i sin vägledning för Västlig taiga att dylika miljöer förutsätter normalt att skogarna skyddas långsiktigt, eftersom skogsbruk inte är förenligt med bevarande av naturtypen i gynnsamt tillstånd (Naturvårdsverket, 2011).</w:t>
+        <w:t xml:space="preserve">Europeiska unionens medlemsländer är skyldiga att agera i enlighet med EU:s fågeldirektiv där det uttryckligen står att direktivet gäller för fåglar samt för deras ägg, bon och </w:t>
+      </w:r>
+      <w:r>
+        <w:rPr>
+          <w:b/>
+        </w:rPr>
+        <w:t xml:space="preserve">livsmiljöer </w:t>
+      </w:r>
+      <w:r>
+        <w:t>(artikel 1). Vidare att de åtgärder som vidtas inte får leda till en försämring av den nuvarande situationen beträffande bevarandet av de fågelarter som avses i artikel 1 (artikel 13). Fågeldirektivet är styrande för tillsynsansvariga myndigheters ärendehantering, ställningstaganden och beslutsfattande.</w:t>
       </w:r>
     </w:p>
     <w:p>
-      <w:r>
-        <w:t>Följande typiska arter har sina livsmiljöer och växtplatser i den avverkningsanmälda skogen: blå slemspindling (NT, T), dofttaggsvamp (NT, T), kryddspindling (NT, T), orange taggsvamp (NT, T), vårärt (NT, T) och kransmossa (T).</w:t>
+      <w:pPr>
+        <w:pStyle w:val="Heading1"/>
+      </w:pPr>
+      <w:r>
+        <w:t>Typiska arter och EU:s art- och habitatdirektiv</w:t>
+      </w:r>
+    </w:p>
+    <w:p>
+      <w:r>
+        <w:t>Typiska arter används för att lokalisera områden med gynnsam bevarandestatus för de naturtyper som är listade i EU:s art- och habitatdirektiv. Ett exempel är Västlig taiga (EU-kod 9010) som saknar gynnsam bevarandestatus och minskar starkt som naturtyp i Sverige. Naturvårdsverket skriver i sin vägledning för Västlig taiga att dylika miljöer förutsätter normalt att skogarna skyddas långsiktigt, eftersom skogsbruk inte är förenligt med bevarande av naturtypen i gynnsamt tillstånd (Naturvårdsverket, 2011).</w:t>
+      </w:r>
+    </w:p>
+    <w:p>
+      <w:r>
+        <w:t>Följande typiska arter har sina livsmiljöer och växtplatser i den avverkningsanmälda skogen: blå slemspindling (NT, T), dofttaggsvamp (NT, T), kryddspindling (NT, T), orange taggsvamp (NT, T), vårärt (NT, T), kransmossa (T) och spillkråka (T, §4).</w:t>
       </w:r>
     </w:p>
     <w:p>
@@ -516,7 +578,92 @@
         <w:pStyle w:val="Title"/>
       </w:pPr>
       <w:r>
-        <w:t>BILAGA 1 – EU:s art- och habitatdirektiv, fågeldirektiv och naturrestaureringsförordning</w:t>
+        <w:t>BILAGA 1 – Fridlysta arter</w:t>
+      </w:r>
+    </w:p>
+    <w:p>
+      <w:pPr>
+        <w:pStyle w:val="Heading1"/>
+      </w:pPr>
+      <w:r>
+        <w:t>Spillkråka – ekologi samt krav på livsmiljön</w:t>
+      </w:r>
+    </w:p>
+    <w:p>
+      <w:r>
+        <w:t xml:space="preserve">Spillkråka (§4) ingår i bilaga 1 EU:s fågeldirektiv och är typisk art för </w:t>
+      </w:r>
+      <w:r>
+        <w:rPr>
+          <w:i/>
+        </w:rPr>
+        <w:t xml:space="preserve">9010 Taiga </w:t>
+      </w:r>
+      <w:r>
+        <w:t>och</w:t>
+      </w:r>
+      <w:r>
+        <w:rPr>
+          <w:i/>
+        </w:rPr>
+        <w:t xml:space="preserve"> 9740 Skogsbevuxen myr</w:t>
+      </w:r>
+      <w:r>
+        <w:t>. Den lever i både barr- och blandskog liksom i ren lövskog. De tätaste populationerna tenderar att finnas i äldre, variationsrik blandskog med gott om död ved och gamla träd. Varje par utnyttjar 400–1000 hektar skog beroende på skogens kvalitet. Skogsbruk med korta omloppstider och täta, homogena ungskogar utgör det största hotet (SLU Artdatabanken, 2026).</w:t>
+      </w:r>
+    </w:p>
+    <w:p>
+      <w:r>
+        <w:t>Spillkråka är en nyckelart i skogliga miljöer vars övergivna bohål utnyttjas av flera andra hålhäckande fågelarter och fladdermöss, däribland pärluggla (EN, §4), knipa (§4), salskrake (§4) och skogsduva (§4). Hökuggla (VU, §4) och slaguggla (§4) häckar ofta i högstubbar som brutits av i höjd med ett gammalt spillkråkebo (Skogsstyrelsen, 2016).</w:t>
+      </w:r>
+    </w:p>
+    <w:p>
+      <w:pPr>
+        <w:pStyle w:val="Heading2"/>
+      </w:pPr>
+      <w:r>
+        <w:t>Referenser – spillkråka</w:t>
+      </w:r>
+    </w:p>
+    <w:p>
+      <w:r>
+        <w:t xml:space="preserve">Skogsstyrelsen, 2016. </w:t>
+      </w:r>
+      <w:r>
+        <w:rPr>
+          <w:i/>
+        </w:rPr>
+        <w:t xml:space="preserve">Vägledning för hänsyn till spillkråka. </w:t>
+      </w:r>
+      <w:r>
+        <w:t>Vägledningar och kunskapsstöd artskydd – Skogsstyrelsen.</w:t>
+      </w:r>
+    </w:p>
+    <w:p>
+      <w:r>
+        <w:t xml:space="preserve">SLU Artdatabanken, 2026. </w:t>
+      </w:r>
+      <w:r>
+        <w:rPr>
+          <w:i/>
+        </w:rPr>
+        <w:t xml:space="preserve">Artfaktablad. Naturvård – artfakta. </w:t>
+      </w:r>
+      <w:r>
+        <w:t>SLU Artdatabanken, Uppsala.</w:t>
+      </w:r>
+    </w:p>
+    <w:p>
+      <w:r>
+        <w:br w:type="page"/>
+      </w:r>
+    </w:p>
+    <w:p>
+      <w:pPr>
+        <w:pStyle w:val="Title"/>
+      </w:pPr>
+      <w:r>
+        <w:t>BILAGA 2 – EU:s art- och habitatdirektiv, fågeldirektiv och naturrestaureringsförordning</w:t>
       </w:r>
     </w:p>
     <w:p>
@@ -882,7 +1029,7 @@
     <w:r>
       <w:tab/>
       <w:tab/>
-      <w:t>2026-10-15</w:t>
+      <w:t>2026-10-16</w:t>
       <w:br/>
       <w:br/>
     </w:r>

--- a/tillsyn/A 6159-2023 tillsynsbegäran.docx
+++ b/tillsyn/A 6159-2023 tillsynsbegäran.docx
@@ -1029,7 +1029,7 @@
     <w:r>
       <w:tab/>
       <w:tab/>
-      <w:t>2026-10-16</w:t>
+      <w:t>2026-10-17</w:t>
       <w:br/>
       <w:br/>
     </w:r>

--- a/tillsyn/A 6159-2023 tillsynsbegäran.docx
+++ b/tillsyn/A 6159-2023 tillsynsbegäran.docx
@@ -22,7 +22,7 @@
       <w:r>
         <w:drawing>
           <wp:inline xmlns:a="http://schemas.openxmlformats.org/drawingml/2006/main" xmlns:pic="http://schemas.openxmlformats.org/drawingml/2006/picture">
-            <wp:extent cx="5486400" cy="4509783"/>
+            <wp:extent cx="5486400" cy="4413630"/>
             <wp:docPr id="1" name="Picture 1"/>
             <wp:cNvGraphicFramePr>
               <a:graphicFrameLocks noChangeAspect="1"/>
@@ -43,7 +43,7 @@
                   <pic:spPr>
                     <a:xfrm>
                       <a:off x="0" y="0"/>
-                      <a:ext cx="5486400" cy="4509783"/>
+                      <a:ext cx="5486400" cy="4413630"/>
                     </a:xfrm>
                     <a:prstGeom prst="rect"/>
                   </pic:spPr>
@@ -65,7 +65,7 @@
     </w:p>
     <w:p>
       <w:r>
-        <w:t>I och inom 22 meter från avverkningsanmälan finns fynd av 27 naturvårdsarter, varav 21 är rödlistade, 1 är fridlyst, 7 är typiska (T) och 4 är signalarter (S): Coniocarpon fallax (CR), brandtaggsvamp (EN), knölig taggsvamp (EN), duvspindling (VU), granrotspindling (VU), gul lammticka (VU), gulsträngad fagerspindling (VU), gyllenspindling (VU), svartgrön spindling (VU), trollspindling (VU), blek fingersvamp (NT), blå slemspindling (NT, T), dofttaggsvamp (NT, T), fjällig taggsvamp s.str. (NT), kryddspindling (NT, T), odörspindling (NT), orange taggsvamp (NT, T), rödfläckig zontaggsvamp (NT), svart taggsvamp (NT), vårärt (NT, T), äggspindling (NT), anisspindling (S), brandmusseron (S), fransig jordstjärna (S), olivspindling (S), kransmossa (T) och spillkråka (T, §4). Se Figur 1.</w:t>
+        <w:t>I och inom 22 meter från avverkningsanmälan finns fynd av 26 naturvårdsarter, varav 20 är rödlistade, 1 är fridlyst, 7 är typiska (T) och 4 är signalarter (S): Coniocarpon fallax (CR), knölig taggsvamp (EN), duvspindling (VU), granrotspindling (VU), gul lammticka (VU), gulsträngad fagerspindling (VU), gyllenspindling (VU), svartgrön spindling (VU), trollspindling (VU), blek fingersvamp (NT), blå slemspindling (NT, T), dofttaggsvamp (NT, T), fjällig taggsvamp s.str. (NT), kryddspindling (NT, T), odörspindling (NT), orange taggsvamp (NT, T), rödfläckig zontaggsvamp (NT), svart taggsvamp (NT), vårärt (NT, T), äggspindling (NT), anisspindling (S), brandmusseron (S), fransig jordstjärna (S), olivspindling (S), kransmossa (T) och spillkråka (T, §4). Se Figur 1.</w:t>
       </w:r>
     </w:p>
     <w:p>
@@ -120,17 +120,6 @@
       </w:r>
       <w:r>
         <w:t xml:space="preserve"> förekommer på ask eller sällsynt på hassel. Askskottssjukan påverkar arten starkt negativt och Minskningstakten överstiger gränsvärdet för Akut hotad (CR) (SLU Artdatabanken, 2026).</w:t>
-      </w:r>
-    </w:p>
-    <w:p>
-      <w:r>
-        <w:rPr>
-          <w:b/>
-        </w:rPr>
-        <w:t xml:space="preserve">Brandtaggsvamp (EN) </w:t>
-      </w:r>
-      <w:r>
-        <w:t>är en sällsynt och starkt hotad svamp som bildar mykorrhiza med gran i äldre barrskogar med lång kontinuitet, främst på kalkrik eller annan basiskt påverkad mark. Arten är placerad högst upp i Skogsstyrelsens värdepyramid för bedömning av skog med höga naturvärden och hotas främst av avverkning av kalkpåverkad barrskog. Den tål inte en slutavverkning utan kräver ett kontinuerligt äldre trädskikt med gran. Kalkpåverkade barrskogar med lång kontinuitet, även små områden, har ett mycket högt skyddsvärde och bör i största möjliga utsträckning undantas från trakthyggesbruk. Slutavverkning, kraftig gallring och skogsmarksgödsling måste helt undvikas, liksom körning med tunga maskiner. Lokalerna bör bevakas, följas upp och skyddas formellt (SLU Artdatabanken, 2026; Nitare &amp; Skogsstyrelsen, 2019).</w:t>
       </w:r>
     </w:p>
     <w:p>
@@ -1029,7 +1018,7 @@
     <w:r>
       <w:tab/>
       <w:tab/>
-      <w:t>2026-10-17</w:t>
+      <w:t>2026-10-18</w:t>
       <w:br/>
       <w:br/>
     </w:r>

--- a/tillsyn/A 6159-2023 tillsynsbegäran.docx
+++ b/tillsyn/A 6159-2023 tillsynsbegäran.docx
@@ -1018,7 +1018,7 @@
     <w:r>
       <w:tab/>
       <w:tab/>
-      <w:t>2026-10-18</w:t>
+      <w:t>2026-10-19</w:t>
       <w:br/>
       <w:br/>
     </w:r>

--- a/tillsyn/A 6159-2023 tillsynsbegäran.docx
+++ b/tillsyn/A 6159-2023 tillsynsbegäran.docx
@@ -1018,7 +1018,7 @@
     <w:r>
       <w:tab/>
       <w:tab/>
-      <w:t>2026-10-19</w:t>
+      <w:t>2026-10-20</w:t>
       <w:br/>
       <w:br/>
     </w:r>

--- a/tillsyn/A 6159-2023 tillsynsbegäran.docx
+++ b/tillsyn/A 6159-2023 tillsynsbegäran.docx
@@ -1018,7 +1018,7 @@
     <w:r>
       <w:tab/>
       <w:tab/>
-      <w:t>2026-10-20</w:t>
+      <w:t>2026-10-21</w:t>
       <w:br/>
       <w:br/>
     </w:r>

--- a/tillsyn/A 6159-2023 tillsynsbegäran.docx
+++ b/tillsyn/A 6159-2023 tillsynsbegäran.docx
@@ -1018,7 +1018,7 @@
     <w:r>
       <w:tab/>
       <w:tab/>
-      <w:t>2026-10-21</w:t>
+      <w:t>2026-10-22</w:t>
       <w:br/>
       <w:br/>
     </w:r>

--- a/tillsyn/A 6159-2023 tillsynsbegäran.docx
+++ b/tillsyn/A 6159-2023 tillsynsbegäran.docx
@@ -1018,7 +1018,7 @@
     <w:r>
       <w:tab/>
       <w:tab/>
-      <w:t>2026-10-22</w:t>
+      <w:t>2026-10-23</w:t>
       <w:br/>
       <w:br/>
     </w:r>

--- a/tillsyn/A 6159-2023 tillsynsbegäran.docx
+++ b/tillsyn/A 6159-2023 tillsynsbegäran.docx
@@ -1018,7 +1018,7 @@
     <w:r>
       <w:tab/>
       <w:tab/>
-      <w:t>2026-10-23</w:t>
+      <w:t>2026-10-24</w:t>
       <w:br/>
       <w:br/>
     </w:r>

--- a/tillsyn/A 6159-2023 tillsynsbegäran.docx
+++ b/tillsyn/A 6159-2023 tillsynsbegäran.docx
@@ -1018,7 +1018,7 @@
     <w:r>
       <w:tab/>
       <w:tab/>
-      <w:t>2026-10-24</w:t>
+      <w:t>2026-10-25</w:t>
       <w:br/>
       <w:br/>
     </w:r>

--- a/tillsyn/A 6159-2023 tillsynsbegäran.docx
+++ b/tillsyn/A 6159-2023 tillsynsbegäran.docx
@@ -1018,7 +1018,7 @@
     <w:r>
       <w:tab/>
       <w:tab/>
-      <w:t>2026-10-25</w:t>
+      <w:t>2026-10-26</w:t>
       <w:br/>
       <w:br/>
     </w:r>

--- a/tillsyn/A 6159-2023 tillsynsbegäran.docx
+++ b/tillsyn/A 6159-2023 tillsynsbegäran.docx
@@ -1018,7 +1018,7 @@
     <w:r>
       <w:tab/>
       <w:tab/>
-      <w:t>2026-10-26</w:t>
+      <w:t>2026-10-27</w:t>
       <w:br/>
       <w:br/>
     </w:r>

--- a/tillsyn/A 6159-2023 tillsynsbegäran.docx
+++ b/tillsyn/A 6159-2023 tillsynsbegäran.docx
@@ -1018,7 +1018,7 @@
     <w:r>
       <w:tab/>
       <w:tab/>
-      <w:t>2026-10-27</w:t>
+      <w:t>2026-10-28</w:t>
       <w:br/>
       <w:br/>
     </w:r>

--- a/tillsyn/A 6159-2023 tillsynsbegäran.docx
+++ b/tillsyn/A 6159-2023 tillsynsbegäran.docx
@@ -1018,7 +1018,7 @@
     <w:r>
       <w:tab/>
       <w:tab/>
-      <w:t>2026-10-28</w:t>
+      <w:t>2026-10-29</w:t>
       <w:br/>
       <w:br/>
     </w:r>

--- a/tillsyn/A 6159-2023 tillsynsbegäran.docx
+++ b/tillsyn/A 6159-2023 tillsynsbegäran.docx
@@ -1018,7 +1018,7 @@
     <w:r>
       <w:tab/>
       <w:tab/>
-      <w:t>2026-10-29</w:t>
+      <w:t>2026-10-31</w:t>
       <w:br/>
       <w:br/>
     </w:r>
